--- a/borang/00_Indeks_Borang.docx
+++ b/borang/00_Indeks_Borang.docx
@@ -4632,7 +4632,7 @@
                 <w:sz w:val="18"/>
                 <w:szCs w:val="18"/>
               </w:rPr>
-              <w:t xml:space="preserve">Nota Kursus ini ialah dokumen rujukan muktamad bagi bengkel dan pertandingan CDKK KEMAS @FESMA Tahun 2026. Garis Panduan Pertandingan dan Borang Pertandingan diedarkan sebagai dokumen rasmi peserta dan hendaklah dibaca bersama nota ini. Sekiranya berlaku sebarang percanggahan antara mana-mana dokumen tersebut dengan nota ini, Nota Kursus ini yang terpakai.</w:t>
+              <w:t xml:space="preserve">Garis Panduan Pertandingan CDKK KEMAS @FESMA Tahun 2026 (versi Oktober 2026) ialah dokumen rujukan muktamad bagi bengkel dan pertandingan. Nota Kursus Bengkel CDKK 2026 dan Borang Pertandingan hendaklah dibaca bersama Garis Panduan tersebut. Sekiranya berlaku sebarang percanggahan antara mana-mana dokumen dalam kit CDKK dengan Garis Panduan, Garis Panduan yang terpakai.</w:t>
             </w:r>
           </w:p>
         </w:tc>
